--- a/fuzz/corpus/docx/alternate-content.docx
+++ b/fuzz/corpus/docx/alternate-content.docx
@@ -12,6 +12,7 @@
                   <a:graphic>
                     <a:graphicData uri="http://schemas.microsoft.com/office/word/2010/wordprocessingShape">
                       <wps:wsp>
+                        <wps:spPr/>
                         <wps:txbx>
                           <w:txbxContent>
                             <w:p>
